--- a/Files/07 - Misc/Rabbi Oelbaum Haskama/Rabbi Oelbaum Haskama.docx
+++ b/Files/07 - Misc/Rabbi Oelbaum Haskama/Rabbi Oelbaum Haskama.docx
@@ -48,7 +48,7 @@
         <w:rPr>
           <w:rFonts w:ascii="Times New Roman" w:hAnsi="Times New Roman" w:cs="Times New Roman"/>
         </w:rPr>
-        <w:t>, I’m here with your</w:t>
+        <w:t xml:space="preserve">, I’m here with your </w:t>
       </w:r>
       <w:r>
         <w:rPr>

--- a/Files/07 - Misc/Rabbi Oelbaum Haskama/Rabbi Oelbaum Haskama.docx
+++ b/Files/07 - Misc/Rabbi Oelbaum Haskama/Rabbi Oelbaum Haskama.docx
@@ -21,7 +21,14 @@
           <w:rFonts w:ascii="Times New Roman" w:hAnsi="Times New Roman" w:cs="Times New Roman"/>
           <w:rtl/>
         </w:rPr>
-        <w:t xml:space="preserve">’ </w:t>
+        <w:t>’</w:t>
+      </w:r>
+      <w:r>
+        <w:rPr>
+          <w:rFonts w:ascii="Times New Roman" w:hAnsi="Times New Roman" w:cs="Times New Roman"/>
+          <w:rtl/>
+        </w:rPr>
+        <w:t xml:space="preserve"> </w:t>
       </w:r>
       <w:r>
         <w:rPr>
@@ -48,7 +55,19 @@
         <w:rPr>
           <w:rFonts w:ascii="Times New Roman" w:hAnsi="Times New Roman" w:cs="Times New Roman"/>
         </w:rPr>
-        <w:t xml:space="preserve">, I’m here with your </w:t>
+        <w:t>, I</w:t>
+      </w:r>
+      <w:r>
+        <w:rPr>
+          <w:rFonts w:ascii="Times New Roman" w:hAnsi="Times New Roman" w:cs="Times New Roman"/>
+        </w:rPr>
+        <w:t>’</w:t>
+      </w:r>
+      <w:r>
+        <w:rPr>
+          <w:rFonts w:ascii="Times New Roman" w:hAnsi="Times New Roman" w:cs="Times New Roman"/>
+        </w:rPr>
+        <w:t>m here with your</w:t>
       </w:r>
       <w:r>
         <w:rPr>
@@ -127,7 +146,19 @@
         <w:rPr>
           <w:rFonts w:ascii="Times New Roman" w:hAnsi="Times New Roman" w:cs="Times New Roman"/>
         </w:rPr>
-        <w:t xml:space="preserve">. [Even though there’s a whole </w:t>
+        <w:t>. [Even though there</w:t>
+      </w:r>
+      <w:r>
+        <w:rPr>
+          <w:rFonts w:ascii="Times New Roman" w:hAnsi="Times New Roman" w:cs="Times New Roman"/>
+        </w:rPr>
+        <w:t>’</w:t>
+      </w:r>
+      <w:r>
+        <w:rPr>
+          <w:rFonts w:ascii="Times New Roman" w:hAnsi="Times New Roman" w:cs="Times New Roman"/>
+        </w:rPr>
+        <w:t xml:space="preserve">s a whole </w:t>
       </w:r>
       <w:r>
         <w:rPr>
@@ -209,7 +240,19 @@
         <w:rPr>
           <w:rFonts w:ascii="Times New Roman" w:hAnsi="Times New Roman" w:cs="Times New Roman"/>
         </w:rPr>
-        <w:t xml:space="preserve"> he’s</w:t>
+        <w:t xml:space="preserve"> he</w:t>
+      </w:r>
+      <w:r>
+        <w:rPr>
+          <w:rFonts w:ascii="Times New Roman" w:hAnsi="Times New Roman" w:cs="Times New Roman"/>
+        </w:rPr>
+        <w:t>’</w:t>
+      </w:r>
+      <w:r>
+        <w:rPr>
+          <w:rFonts w:ascii="Times New Roman" w:hAnsi="Times New Roman" w:cs="Times New Roman"/>
+        </w:rPr>
+        <w:t>s</w:t>
       </w:r>
       <w:r>
         <w:rPr>
@@ -261,7 +304,19 @@
         <w:rPr>
           <w:rFonts w:ascii="Times New Roman" w:hAnsi="Times New Roman" w:cs="Times New Roman"/>
         </w:rPr>
-        <w:t xml:space="preserve">, to see that he’s taking care of all the beautiful </w:t>
+        <w:t>, to see that he</w:t>
+      </w:r>
+      <w:r>
+        <w:rPr>
+          <w:rFonts w:ascii="Times New Roman" w:hAnsi="Times New Roman" w:cs="Times New Roman"/>
+        </w:rPr>
+        <w:t>’</w:t>
+      </w:r>
+      <w:r>
+        <w:rPr>
+          <w:rFonts w:ascii="Times New Roman" w:hAnsi="Times New Roman" w:cs="Times New Roman"/>
+        </w:rPr>
+        <w:t xml:space="preserve">s taking care of all the beautiful </w:t>
       </w:r>
       <w:r>
         <w:rPr>
@@ -340,7 +395,19 @@
         <w:rPr>
           <w:rFonts w:ascii="Times New Roman" w:hAnsi="Times New Roman" w:cs="Times New Roman"/>
         </w:rPr>
-        <w:t xml:space="preserve"> but are genuinely excited by it. And I’m very happy to say that you, </w:t>
+        <w:t xml:space="preserve"> but are genuinely excited by it. And I</w:t>
+      </w:r>
+      <w:r>
+        <w:rPr>
+          <w:rFonts w:ascii="Times New Roman" w:hAnsi="Times New Roman" w:cs="Times New Roman"/>
+        </w:rPr>
+        <w:t>’</w:t>
+      </w:r>
+      <w:r>
+        <w:rPr>
+          <w:rFonts w:ascii="Times New Roman" w:hAnsi="Times New Roman" w:cs="Times New Roman"/>
+        </w:rPr>
+        <w:t xml:space="preserve">m very happy to say that you, </w:t>
       </w:r>
       <w:r>
         <w:rPr>
@@ -367,33 +434,13 @@
         <w:rPr>
           <w:rFonts w:ascii="Times New Roman" w:hAnsi="Times New Roman" w:cs="Times New Roman"/>
         </w:rPr>
-        <w:t xml:space="preserve">, when you hear a good </w:t>
-      </w:r>
-      <w:proofErr w:type="spellStart"/>
-      <w:r>
-        <w:rPr>
-          <w:rFonts w:ascii="Times New Roman" w:hAnsi="Times New Roman" w:cs="Times New Roman"/>
-        </w:rPr>
-        <w:t>vort</w:t>
-      </w:r>
-      <w:proofErr w:type="spellEnd"/>
-      <w:r>
-        <w:rPr>
-          <w:rFonts w:ascii="Times New Roman" w:hAnsi="Times New Roman" w:cs="Times New Roman"/>
-        </w:rPr>
-        <w:t xml:space="preserve">, you get very excited about it. Not only that, but you take every opportunity to share it with others, to give it over, and to </w:t>
-      </w:r>
-      <w:r>
-        <w:rPr>
-          <w:rFonts w:ascii="Times New Roman" w:hAnsi="Times New Roman" w:cs="Times New Roman"/>
-        </w:rPr>
-        <w:t>be</w:t>
-      </w:r>
-      <w:r>
-        <w:rPr>
-          <w:rFonts w:ascii="Times New Roman" w:hAnsi="Times New Roman" w:cs="Times New Roman"/>
-        </w:rPr>
-        <w:t xml:space="preserve"> </w:t>
+        <w:t xml:space="preserve">, when you hear a good vort, you get very excited about it. Not only that, but you take every opportunity to share it with others, to give it over, and to </w:t>
+      </w:r>
+      <w:r>
+        <w:rPr>
+          <w:rFonts w:ascii="Times New Roman" w:hAnsi="Times New Roman" w:cs="Times New Roman"/>
+        </w:rPr>
+        <w:t xml:space="preserve">be </w:t>
       </w:r>
       <w:r>
         <w:rPr>
@@ -427,7 +474,19 @@
         <w:rPr>
           <w:rFonts w:ascii="Times New Roman" w:hAnsi="Times New Roman" w:cs="Times New Roman"/>
         </w:rPr>
-        <w:t xml:space="preserve">I’ll give you one </w:t>
+        <w:t>I</w:t>
+      </w:r>
+      <w:r>
+        <w:rPr>
+          <w:rFonts w:ascii="Times New Roman" w:hAnsi="Times New Roman" w:cs="Times New Roman"/>
+        </w:rPr>
+        <w:t>’</w:t>
+      </w:r>
+      <w:r>
+        <w:rPr>
+          <w:rFonts w:ascii="Times New Roman" w:hAnsi="Times New Roman" w:cs="Times New Roman"/>
+        </w:rPr>
+        <w:t xml:space="preserve">ll give you one </w:t>
       </w:r>
       <w:r>
         <w:rPr>
@@ -440,7 +499,31 @@
         <w:rPr>
           <w:rFonts w:ascii="Times New Roman" w:hAnsi="Times New Roman" w:cs="Times New Roman"/>
         </w:rPr>
-        <w:t xml:space="preserve">, and I’m sure this is something you’ve heard many, many times, though not from me. Every </w:t>
+        <w:t>, and I</w:t>
+      </w:r>
+      <w:r>
+        <w:rPr>
+          <w:rFonts w:ascii="Times New Roman" w:hAnsi="Times New Roman" w:cs="Times New Roman"/>
+        </w:rPr>
+        <w:t>’</w:t>
+      </w:r>
+      <w:r>
+        <w:rPr>
+          <w:rFonts w:ascii="Times New Roman" w:hAnsi="Times New Roman" w:cs="Times New Roman"/>
+        </w:rPr>
+        <w:t>m sure this is something you</w:t>
+      </w:r>
+      <w:r>
+        <w:rPr>
+          <w:rFonts w:ascii="Times New Roman" w:hAnsi="Times New Roman" w:cs="Times New Roman"/>
+        </w:rPr>
+        <w:t>’</w:t>
+      </w:r>
+      <w:r>
+        <w:rPr>
+          <w:rFonts w:ascii="Times New Roman" w:hAnsi="Times New Roman" w:cs="Times New Roman"/>
+        </w:rPr>
+        <w:t xml:space="preserve">ve heard many, many times, though not from me. Every </w:t>
       </w:r>
       <w:r>
         <w:rPr>
@@ -453,7 +536,19 @@
         <w:rPr>
           <w:rFonts w:ascii="Times New Roman" w:hAnsi="Times New Roman" w:cs="Times New Roman"/>
         </w:rPr>
-        <w:t xml:space="preserve"> season, when you encounter someone who’s a </w:t>
+        <w:t xml:space="preserve"> season, when you encounter someone who</w:t>
+      </w:r>
+      <w:r>
+        <w:rPr>
+          <w:rFonts w:ascii="Times New Roman" w:hAnsi="Times New Roman" w:cs="Times New Roman"/>
+        </w:rPr>
+        <w:t>’</w:t>
+      </w:r>
+      <w:r>
+        <w:rPr>
+          <w:rFonts w:ascii="Times New Roman" w:hAnsi="Times New Roman" w:cs="Times New Roman"/>
+        </w:rPr>
+        <w:t xml:space="preserve">s a </w:t>
       </w:r>
       <w:r>
         <w:rPr>
@@ -572,33 +667,43 @@
         <w:rPr>
           <w:rFonts w:ascii="Times New Roman" w:hAnsi="Times New Roman" w:cs="Times New Roman"/>
         </w:rPr>
-        <w:t xml:space="preserve">? Now, I’ve heard you repeat this </w:t>
-      </w:r>
-      <w:proofErr w:type="spellStart"/>
-      <w:r>
-        <w:rPr>
-          <w:rFonts w:ascii="Times New Roman" w:hAnsi="Times New Roman" w:cs="Times New Roman"/>
-        </w:rPr>
-        <w:t>vor</w:t>
-      </w:r>
-      <w:r>
-        <w:rPr>
-          <w:rFonts w:ascii="Times New Roman" w:hAnsi="Times New Roman" w:cs="Times New Roman"/>
-        </w:rPr>
-        <w:t>t</w:t>
-      </w:r>
-      <w:proofErr w:type="spellEnd"/>
-      <w:r>
-        <w:rPr>
-          <w:rFonts w:ascii="Times New Roman" w:hAnsi="Times New Roman" w:cs="Times New Roman"/>
-        </w:rPr>
-        <w:t xml:space="preserve"> over in my name so many times, but </w:t>
-      </w:r>
-      <w:r>
-        <w:rPr>
-          <w:rFonts w:ascii="Times New Roman" w:hAnsi="Times New Roman" w:cs="Times New Roman"/>
-        </w:rPr>
-        <w:t xml:space="preserve">I’ve long forgotten it myself. But you - you relive it. When you enjoy something, you grab hold of it and make sure to be </w:t>
+        <w:t>? Now, I</w:t>
+      </w:r>
+      <w:r>
+        <w:rPr>
+          <w:rFonts w:ascii="Times New Roman" w:hAnsi="Times New Roman" w:cs="Times New Roman"/>
+        </w:rPr>
+        <w:t>’</w:t>
+      </w:r>
+      <w:r>
+        <w:rPr>
+          <w:rFonts w:ascii="Times New Roman" w:hAnsi="Times New Roman" w:cs="Times New Roman"/>
+        </w:rPr>
+        <w:t>ve heard you repeat this vor</w:t>
+      </w:r>
+      <w:r>
+        <w:rPr>
+          <w:rFonts w:ascii="Times New Roman" w:hAnsi="Times New Roman" w:cs="Times New Roman"/>
+        </w:rPr>
+        <w:t xml:space="preserve">t over in my name so many times, but </w:t>
+      </w:r>
+      <w:r>
+        <w:rPr>
+          <w:rFonts w:ascii="Times New Roman" w:hAnsi="Times New Roman" w:cs="Times New Roman"/>
+        </w:rPr>
+        <w:t>I</w:t>
+      </w:r>
+      <w:r>
+        <w:rPr>
+          <w:rFonts w:ascii="Times New Roman" w:hAnsi="Times New Roman" w:cs="Times New Roman"/>
+        </w:rPr>
+        <w:t>’</w:t>
+      </w:r>
+      <w:r>
+        <w:rPr>
+          <w:rFonts w:ascii="Times New Roman" w:hAnsi="Times New Roman" w:cs="Times New Roman"/>
+        </w:rPr>
+        <w:t xml:space="preserve">ve long forgotten it myself. But you - you relive it. When you enjoy something, you grab hold of it and make sure to be </w:t>
       </w:r>
       <w:r>
         <w:rPr>
@@ -712,7 +817,19 @@
         <w:rPr>
           <w:rFonts w:ascii="Times New Roman" w:hAnsi="Times New Roman" w:cs="Times New Roman"/>
         </w:rPr>
-        <w:t xml:space="preserve">, some of which I’m familiar with. I want to </w:t>
+        <w:t>, some of which I</w:t>
+      </w:r>
+      <w:r>
+        <w:rPr>
+          <w:rFonts w:ascii="Times New Roman" w:hAnsi="Times New Roman" w:cs="Times New Roman"/>
+        </w:rPr>
+        <w:t>’</w:t>
+      </w:r>
+      <w:r>
+        <w:rPr>
+          <w:rFonts w:ascii="Times New Roman" w:hAnsi="Times New Roman" w:cs="Times New Roman"/>
+        </w:rPr>
+        <w:t xml:space="preserve">m familiar with. I want to </w:t>
       </w:r>
       <w:r>
         <w:rPr>
@@ -804,7 +921,19 @@
         <w:rPr>
           <w:rFonts w:ascii="Times New Roman" w:hAnsi="Times New Roman" w:cs="Times New Roman"/>
         </w:rPr>
-        <w:t>. What’s the</w:t>
+        <w:t>. What</w:t>
+      </w:r>
+      <w:r>
+        <w:rPr>
+          <w:rFonts w:ascii="Times New Roman" w:hAnsi="Times New Roman" w:cs="Times New Roman"/>
+        </w:rPr>
+        <w:t>’</w:t>
+      </w:r>
+      <w:r>
+        <w:rPr>
+          <w:rFonts w:ascii="Times New Roman" w:hAnsi="Times New Roman" w:cs="Times New Roman"/>
+        </w:rPr>
+        <w:t>s the</w:t>
       </w:r>
       <w:r>
         <w:rPr>
@@ -819,14 +948,12 @@
         </w:rPr>
         <w:t>ראיה</w:t>
       </w:r>
-      <w:proofErr w:type="gramStart"/>
       <w:r>
         <w:rPr>
           <w:rFonts w:ascii="Times New Roman" w:hAnsi="Times New Roman" w:cs="Times New Roman"/>
         </w:rPr>
         <w:t xml:space="preserve">? </w:t>
       </w:r>
-      <w:proofErr w:type="gramEnd"/>
       <w:r>
         <w:rPr>
           <w:rFonts w:ascii="Times New Roman" w:hAnsi="Times New Roman" w:cs="Times New Roman" w:hint="cs"/>
@@ -839,7 +966,14 @@
           <w:rFonts w:ascii="Times New Roman" w:hAnsi="Times New Roman" w:cs="Times New Roman"/>
           <w:rtl/>
         </w:rPr>
-        <w:t xml:space="preserve">’ </w:t>
+        <w:t>’</w:t>
+      </w:r>
+      <w:r>
+        <w:rPr>
+          <w:rFonts w:ascii="Times New Roman" w:hAnsi="Times New Roman" w:cs="Times New Roman"/>
+          <w:rtl/>
+        </w:rPr>
+        <w:t xml:space="preserve"> </w:t>
       </w:r>
       <w:r>
         <w:rPr>
@@ -1125,7 +1259,19 @@
         <w:rPr>
           <w:rFonts w:ascii="Times New Roman" w:hAnsi="Times New Roman" w:cs="Times New Roman"/>
         </w:rPr>
-        <w:t xml:space="preserve"> is that to teach, you don’t have to be </w:t>
+        <w:t xml:space="preserve"> is that to teach, you don</w:t>
+      </w:r>
+      <w:r>
+        <w:rPr>
+          <w:rFonts w:ascii="Times New Roman" w:hAnsi="Times New Roman" w:cs="Times New Roman"/>
+        </w:rPr>
+        <w:t>’</w:t>
+      </w:r>
+      <w:r>
+        <w:rPr>
+          <w:rFonts w:ascii="Times New Roman" w:hAnsi="Times New Roman" w:cs="Times New Roman"/>
+        </w:rPr>
+        <w:t xml:space="preserve">t have to be </w:t>
       </w:r>
       <w:r>
         <w:rPr>
@@ -1151,21 +1297,7 @@
         <w:rPr>
           <w:rFonts w:ascii="Times New Roman" w:hAnsi="Times New Roman" w:cs="Times New Roman"/>
         </w:rPr>
-        <w:t xml:space="preserve">. In any capacity, you have the opportunity to teach. When you hear a good </w:t>
-      </w:r>
-      <w:proofErr w:type="spellStart"/>
-      <w:r>
-        <w:rPr>
-          <w:rFonts w:ascii="Times New Roman" w:hAnsi="Times New Roman" w:cs="Times New Roman"/>
-        </w:rPr>
-        <w:t>vort</w:t>
-      </w:r>
-      <w:proofErr w:type="spellEnd"/>
-      <w:r>
-        <w:rPr>
-          <w:rFonts w:ascii="Times New Roman" w:hAnsi="Times New Roman" w:cs="Times New Roman"/>
-        </w:rPr>
-        <w:t xml:space="preserve">, a good </w:t>
+        <w:t xml:space="preserve">. In any capacity, you have the opportunity to teach. When you hear a good vort, a good </w:t>
       </w:r>
       <w:r>
         <w:rPr>
@@ -1597,7 +1729,14 @@
           <w:rFonts w:ascii="Times New Roman" w:hAnsi="Times New Roman" w:cs="Times New Roman" w:hint="cs"/>
           <w:rtl/>
         </w:rPr>
-        <w:t>ובמצות</w:t>
+        <w:t>וב</w:t>
+      </w:r>
+      <w:r>
+        <w:rPr>
+          <w:rFonts w:ascii="Times New Roman" w:hAnsi="Times New Roman" w:cs="Times New Roman" w:hint="cs"/>
+          <w:rtl/>
+        </w:rPr>
+        <w:t>מצוות</w:t>
       </w:r>
       <w:r>
         <w:rPr>
@@ -1675,14 +1814,6 @@
         </w:rPr>
         <w:t>!</w:t>
       </w:r>
-    </w:p>
-    <w:p>
-      <w:pPr>
-        <w:jc w:val="both"/>
-        <w:rPr>
-          <w:rFonts w:ascii="Times New Roman" w:hAnsi="Times New Roman" w:cs="Times New Roman"/>
-        </w:rPr>
-      </w:pPr>
     </w:p>
     <w:p>
       <w:pPr>
@@ -1695,7 +1826,19 @@
         <w:rPr>
           <w:rFonts w:ascii="Times New Roman" w:hAnsi="Times New Roman" w:cs="Times New Roman"/>
         </w:rPr>
-        <w:t>R' Noach Isaac Oelbaum</w:t>
+        <w:t>R</w:t>
+      </w:r>
+      <w:r>
+        <w:rPr>
+          <w:rFonts w:ascii="Times New Roman" w:hAnsi="Times New Roman" w:cs="Times New Roman"/>
+        </w:rPr>
+        <w:t>’</w:t>
+      </w:r>
+      <w:r>
+        <w:rPr>
+          <w:rFonts w:ascii="Times New Roman" w:hAnsi="Times New Roman" w:cs="Times New Roman"/>
+        </w:rPr>
+        <w:t xml:space="preserve"> Noach Isaac Oelbaum</w:t>
       </w:r>
       <w:proofErr w:type="gramStart"/>
       <w:r>
@@ -1710,11 +1853,6 @@
           <w:rFonts w:ascii="Times New Roman" w:hAnsi="Times New Roman" w:cs="Times New Roman"/>
         </w:rPr>
         <w:br/>
-      </w:r>
-      <w:r>
-        <w:rPr>
-          <w:rFonts w:ascii="Times New Roman" w:hAnsi="Times New Roman" w:cs="Times New Roman"/>
-        </w:rPr>
         <w:t xml:space="preserve">Mora </w:t>
       </w:r>
       <w:proofErr w:type="spellStart"/>
@@ -1722,7 +1860,19 @@
         <w:rPr>
           <w:rFonts w:ascii="Times New Roman" w:hAnsi="Times New Roman" w:cs="Times New Roman"/>
         </w:rPr>
-        <w:t>D'Asra</w:t>
+        <w:t>D</w:t>
+      </w:r>
+      <w:r>
+        <w:rPr>
+          <w:rFonts w:ascii="Times New Roman" w:hAnsi="Times New Roman" w:cs="Times New Roman"/>
+        </w:rPr>
+        <w:t>’</w:t>
+      </w:r>
+      <w:r>
+        <w:rPr>
+          <w:rFonts w:ascii="Times New Roman" w:hAnsi="Times New Roman" w:cs="Times New Roman"/>
+        </w:rPr>
+        <w:t>Asra</w:t>
       </w:r>
       <w:proofErr w:type="spellEnd"/>
       <w:r>

--- a/Files/07 - Misc/Rabbi Oelbaum Haskama/Rabbi Oelbaum Haskama.docx
+++ b/Files/07 - Misc/Rabbi Oelbaum Haskama/Rabbi Oelbaum Haskama.docx
@@ -67,7 +67,7 @@
         <w:rPr>
           <w:rFonts w:ascii="Times New Roman" w:hAnsi="Times New Roman" w:cs="Times New Roman"/>
         </w:rPr>
-        <w:t>m here with your</w:t>
+        <w:t xml:space="preserve">m here with your </w:t>
       </w:r>
       <w:r>
         <w:rPr>
